--- a/docs/ESG.docx
+++ b/docs/ESG.docx
@@ -523,6 +523,273 @@
         <w:pStyle w:val="Heading2"/>
       </w:pPr>
       <w:r>
+        <w:t>Разные трактовки ESG по сферам</w:t>
+      </w:r>
+    </w:p>
+    <w:p>
+      <w:r>
+        <w:t xml:space="preserve">Важно понимать: </w:t>
+      </w:r>
+      <w:r>
+        <w:rPr>
+          <w:b/>
+        </w:rPr>
+        <w:t>сама расшифровка ESG (Environmental, Social, Governance) едина для всех сфер</w:t>
+      </w:r>
+      <w:r>
+        <w:t xml:space="preserve"> — три буквы не меняются. Меняется не термин, а </w:t>
+      </w:r>
+      <w:r>
+        <w:rPr>
+          <w:b/>
+        </w:rPr>
+        <w:t>акцент и «оптика»</w:t>
+      </w:r>
+      <w:r>
+        <w:t>: каждая дисциплина «вытягивает» из ESG свой компонент и трактует его под собственные задачи. Именно это часто имеют в виду, когда говорят, что «ESG значит разное в разных сферах».</w:t>
+      </w:r>
+    </w:p>
+    <w:tbl>
+      <w:tblPr>
+        <w:tblStyle w:val="LightGrid-Accent1"/>
+        <w:tblW w:type="auto" w:w="0"/>
+        <w:tblLook w:firstColumn="1" w:firstRow="1" w:lastColumn="0" w:lastRow="0" w:noHBand="0" w:noVBand="1" w:val="04A0"/>
+      </w:tblPr>
+      <w:tblGrid>
+        <w:gridCol w:w="4320"/>
+        <w:gridCol w:w="4320"/>
+      </w:tblGrid>
+      <w:tr>
+        <w:tc>
+          <w:tcPr>
+            <w:tcW w:type="dxa" w:w="4320"/>
+          </w:tcPr>
+          <w:p>
+            <w:r>
+              <w:t>Сфера / оптика</w:t>
+            </w:r>
+          </w:p>
+        </w:tc>
+        <w:tc>
+          <w:tcPr>
+            <w:tcW w:type="dxa" w:w="4320"/>
+          </w:tcPr>
+          <w:p>
+            <w:r>
+              <w:t>На что смотрит внутри ESG</w:t>
+            </w:r>
+          </w:p>
+        </w:tc>
+      </w:tr>
+      <w:tr>
+        <w:tc>
+          <w:tcPr>
+            <w:tcW w:type="dxa" w:w="4320"/>
+          </w:tcPr>
+          <w:p>
+            <w:r>
+              <w:t>Экономическая / финансовая</w:t>
+            </w:r>
+          </w:p>
+        </w:tc>
+        <w:tc>
+          <w:tcPr>
+            <w:tcW w:type="dxa" w:w="4320"/>
+          </w:tcPr>
+          <w:p>
+            <w:r>
+              <w:t>ESG как риски и доходность: влияние экологии и управления на стоимость компании, внешние эффекты (externalities), «зелёные» инвестиции</w:t>
+            </w:r>
+          </w:p>
+        </w:tc>
+      </w:tr>
+      <w:tr>
+        <w:tc>
+          <w:tcPr>
+            <w:tcW w:type="dxa" w:w="4320"/>
+          </w:tcPr>
+          <w:p>
+            <w:r>
+              <w:t>Социальная / социология</w:t>
+            </w:r>
+          </w:p>
+        </w:tc>
+        <w:tc>
+          <w:tcPr>
+            <w:tcW w:type="dxa" w:w="4320"/>
+          </w:tcPr>
+          <w:p>
+            <w:r>
+              <w:t>Акцент на «S»: влияние на людей, сотрудников, сообщества, права человека, социальная справедливость</w:t>
+            </w:r>
+          </w:p>
+        </w:tc>
+      </w:tr>
+      <w:tr>
+        <w:tc>
+          <w:tcPr>
+            <w:tcW w:type="dxa" w:w="4320"/>
+          </w:tcPr>
+          <w:p>
+            <w:r>
+              <w:t>Экологическая</w:t>
+            </w:r>
+          </w:p>
+        </w:tc>
+        <w:tc>
+          <w:tcPr>
+            <w:tcW w:type="dxa" w:w="4320"/>
+          </w:tcPr>
+          <w:p>
+            <w:r>
+              <w:t>Акцент на «E»: углеродный след, выбросы, потребление ресурсов, климат</w:t>
+            </w:r>
+          </w:p>
+        </w:tc>
+      </w:tr>
+      <w:tr>
+        <w:tc>
+          <w:tcPr>
+            <w:tcW w:type="dxa" w:w="4320"/>
+          </w:tcPr>
+          <w:p>
+            <w:r>
+              <w:t>Юридическая / регуляторная</w:t>
+            </w:r>
+          </w:p>
+        </w:tc>
+        <w:tc>
+          <w:tcPr>
+            <w:tcW w:type="dxa" w:w="4320"/>
+          </w:tcPr>
+          <w:p>
+            <w:r>
+              <w:t>Акцент на «G» и комплаенс: раскрытие информации, отчётность, антикоррупция, соответствие законам (например, CSRD)</w:t>
+            </w:r>
+          </w:p>
+        </w:tc>
+      </w:tr>
+      <w:tr>
+        <w:tc>
+          <w:tcPr>
+            <w:tcW w:type="dxa" w:w="4320"/>
+          </w:tcPr>
+          <w:p>
+            <w:r>
+              <w:t>Управленческая (менеджмент)</w:t>
+            </w:r>
+          </w:p>
+        </w:tc>
+        <w:tc>
+          <w:tcPr>
+            <w:tcW w:type="dxa" w:w="4320"/>
+          </w:tcPr>
+          <w:p>
+            <w:r>
+              <w:t>ESG как стратегия и операционная модель компании, процессы и KPI</w:t>
+            </w:r>
+          </w:p>
+        </w:tc>
+      </w:tr>
+    </w:tbl>
+    <w:p/>
+    <w:p>
+      <w:r>
+        <w:t xml:space="preserve">Дополнительно вес компонентов E, S и G меняется </w:t>
+      </w:r>
+      <w:r>
+        <w:rPr>
+          <w:b/>
+        </w:rPr>
+        <w:t>по отраслям</w:t>
+      </w:r>
+      <w:r>
+        <w:t xml:space="preserve"> (для нефтегаза важнее E, для IT — S и G), что усиливает ощущение «разного смысла» термина.</w:t>
+      </w:r>
+    </w:p>
+    <w:p>
+      <w:pPr>
+        <w:pStyle w:val="Heading3"/>
+      </w:pPr>
+      <w:r>
+        <w:t>Отдельно: ESG как аббревиатура-омоним</w:t>
+      </w:r>
+    </w:p>
+    <w:p>
+      <w:r>
+        <w:t xml:space="preserve">Если брать три буквы «ESG» </w:t>
+      </w:r>
+      <w:r>
+        <w:rPr>
+          <w:i/>
+        </w:rPr>
+        <w:t>вне</w:t>
+      </w:r>
+      <w:r>
+        <w:t xml:space="preserve"> темы устойчивого развития, это омоним с десятками несвязанных значений (в справочниках — около 59), например:</w:t>
+      </w:r>
+    </w:p>
+    <w:p>
+      <w:pPr>
+        <w:pStyle w:val="ListBullet"/>
+      </w:pPr>
+      <w:r>
+        <w:rPr>
+          <w:b/>
+        </w:rPr>
+        <w:t>Военное дело:</w:t>
+      </w:r>
+      <w:r>
+        <w:t xml:space="preserve"> Expeditionary Strike Group — экспедиционная ударная группа ВМС США.</w:t>
+      </w:r>
+    </w:p>
+    <w:p>
+      <w:pPr>
+        <w:pStyle w:val="ListBullet"/>
+      </w:pPr>
+      <w:r>
+        <w:rPr>
+          <w:b/>
+        </w:rPr>
+        <w:t>Медицина:</w:t>
+      </w:r>
+      <w:r>
+        <w:t xml:space="preserve"> Endoscopic Sleeve Gastroplasty — эндоскопическая пластика желудка.</w:t>
+      </w:r>
+    </w:p>
+    <w:p>
+      <w:pPr>
+        <w:pStyle w:val="ListBullet"/>
+      </w:pPr>
+      <w:r>
+        <w:rPr>
+          <w:b/>
+        </w:rPr>
+        <w:t>Техника / приборы:</w:t>
+      </w:r>
+      <w:r>
+        <w:t xml:space="preserve"> Electronic Signal Generator — генератор сигналов.</w:t>
+      </w:r>
+    </w:p>
+    <w:p>
+      <w:r>
+        <w:t xml:space="preserve">Эти значения </w:t>
+      </w:r>
+      <w:r>
+        <w:rPr>
+          <w:b/>
+        </w:rPr>
+        <w:t>не связаны</w:t>
+      </w:r>
+      <w:r>
+        <w:t xml:space="preserve"> с ESG в смысле устойчивого развития — просто совпадение букв.</w:t>
+      </w:r>
+    </w:p>
+    <w:p>
+      <w:pPr>
+        <w:pStyle w:val="Heading2"/>
+      </w:pPr>
+      <w:r>
         <w:t>Кратко</w:t>
       </w:r>
     </w:p>
